--- a/output/docx/en/BUFRCREX_TableB_en_31.docx
+++ b/output/docx/en/BUFRCREX_TableB_en_31.docx
@@ -1005,7 +1005,7 @@
                 <w:b w:val="0"/>
                 <w:sz w:val="16"/>
               </w:rPr>
-              <w:t>Note 127: The "delayed descriptor and data repetition factor" is intended for run-length encoding (e.g. scanning an image). It specifies a count N which applies to both descriptor and data, i.e. the value of the single element defined by the following descriptor is repeated N times (at intervals already specified).</w:t>
+              <w:t>Note B127: The "delayed descriptor and data repetition factor" is intended for run-length encoding (e.g. scanning an image). It specifies a count N which applies to both descriptor and data, i.e. the value of the single element defined by the following descriptor is repeated N times (at intervals already specified).</w:t>
             </w:r>
           </w:p>
         </w:tc>
@@ -1573,7 +1573,7 @@
                 <w:b w:val="0"/>
                 <w:sz w:val="16"/>
               </w:rPr>
-              <w:t>Note 59: The time identification refers to the beginning of the one-month period. | Note 113: Other applications of the data present indicator may be developed.</w:t>
+              <w:t>Note B59: Descriptor 0 31 031, used in conjunction with quality control or statistics operators 2 22 YYY through 2 32 YYY, shall indicate the presence of quality control information when the indicator value is set to zero. It may be used in conjunction with the replication operator 1 01 YYY to construct a table of data present/not present indicators, forming a data present bit-map as defined in Regulation 94.5.5.3. This makes it possible to present quality control information and statistical information for selected data corresponding to element descriptors which precede the 2 22 YYY to 2 32 YYY operators. | Note B113: Other applications of the data present indicator may be developed.</w:t>
             </w:r>
           </w:p>
         </w:tc>
